--- a/templates/resume/6.docx
+++ b/templates/resume/6.docx
@@ -633,6 +633,10 @@
       <w:pPr>
         <w:pStyle w:val="5"/>
         <w:spacing w:after="0"/>
+        <w:rPr>
+          <w:rFonts w:hint="default"/>
+          <w:lang w:val="en-US"/>
+        </w:rPr>
       </w:pPr>
       <w:r>
         <w:rPr>
@@ -658,8 +662,21 @@
           <w:sz w:val="44"/>
           <w:szCs w:val="44"/>
         </w:rPr>
-        <w:t>Education</w:t>
-      </w:r>
+        <w:t>E</w:t>
+      </w:r>
+      <w:r>
+        <w:rPr>
+          <w:rStyle w:val="9"/>
+          <w:rFonts w:hint="default" w:ascii="Times New Roman" w:hAnsi="Times New Roman" w:cs="Times New Roman"/>
+          <w:color w:val="auto"/>
+          <w:sz w:val="44"/>
+          <w:szCs w:val="44"/>
+          <w:lang w:val="en-US"/>
+        </w:rPr>
+        <w:t>DUCATION</w:t>
+      </w:r>
+      <w:bookmarkStart w:id="2" w:name="_GoBack"/>
+      <w:bookmarkEnd w:id="2"/>
     </w:p>
     <w:p>
       <w:pPr>
@@ -726,17 +743,15 @@
         </w:rPr>
         <w:t>{/educations}</w:t>
       </w:r>
-      <w:bookmarkStart w:id="2" w:name="_GoBack"/>
-      <w:bookmarkEnd w:id="2"/>
     </w:p>
     <w:sectPr>
       <w:pgSz w:w="11906" w:h="16838"/>
       <w:pgMar w:top="720" w:right="288" w:bottom="446" w:left="576" w:header="720" w:footer="144" w:gutter="0"/>
       <w:pgBorders>
-        <w:top w:val="threeDEmboss" w:color="auto" w:sz="24" w:space="1"/>
-        <w:left w:val="threeDEmboss" w:color="auto" w:sz="24" w:space="4"/>
-        <w:bottom w:val="threeDEmboss" w:color="auto" w:sz="24" w:space="1"/>
-        <w:right w:val="threeDEmboss" w:color="auto" w:sz="24" w:space="4"/>
+        <w:top w:val="none" w:sz="0" w:space="0"/>
+        <w:left w:val="none" w:sz="0" w:space="0"/>
+        <w:bottom w:val="none" w:sz="0" w:space="0"/>
+        <w:right w:val="none" w:sz="0" w:space="0"/>
       </w:pgBorders>
       <w:cols w:space="720" w:num="1"/>
       <w:titlePg/>
